--- a/test/1769137133867中基宁波集团股份有限公司所属XXL-JOB系统存在弱口令漏洞2_复测报告.docx
+++ b/test/1769137133867中基宁波集团股份有限公司所属XXL-JOB系统存在弱口令漏洞2_复测报告.docx
@@ -434,7 +434,7 @@
               <a:graphicData uri="http://schemas.openxmlformats.org/drawingml/2006/picture">
                 <pic:pic>
                   <pic:nvPicPr>
-                    <pic:cNvPr id="0" name="agent_result_20260605134100231617_part_01.png"/>
+                    <pic:cNvPr id="0" name="agent_result_20260606222831571514_part_01.png"/>
                     <pic:cNvPicPr/>
                   </pic:nvPicPr>
                   <pic:blipFill>
@@ -471,7 +471,7 @@
               <a:graphicData uri="http://schemas.openxmlformats.org/drawingml/2006/picture">
                 <pic:pic>
                   <pic:nvPicPr>
-                    <pic:cNvPr id="0" name="agent_result_20260605134100231617_part_02.png"/>
+                    <pic:cNvPr id="0" name="agent_result_20260606222831571514_part_02.png"/>
                     <pic:cNvPicPr/>
                   </pic:nvPicPr>
                   <pic:blipFill>
@@ -499,7 +499,7 @@
       <w:r>
         <w:drawing>
           <wp:inline xmlns:a="http://schemas.openxmlformats.org/drawingml/2006/main" xmlns:pic="http://schemas.openxmlformats.org/drawingml/2006/picture">
-            <wp:extent cx="3840480" cy="1122140"/>
+            <wp:extent cx="3840480" cy="114014"/>
             <wp:docPr id="3" name="Picture 3"/>
             <wp:cNvGraphicFramePr>
               <a:graphicFrameLocks noChangeAspect="1"/>
@@ -508,7 +508,7 @@
               <a:graphicData uri="http://schemas.openxmlformats.org/drawingml/2006/picture">
                 <pic:pic>
                   <pic:nvPicPr>
-                    <pic:cNvPr id="0" name="agent_result_20260605134100231617_part_03.png"/>
+                    <pic:cNvPr id="0" name="agent_result_20260606222831571514_part_03.png"/>
                     <pic:cNvPicPr/>
                   </pic:nvPicPr>
                   <pic:blipFill>
@@ -520,7 +520,7 @@
                   <pic:spPr>
                     <a:xfrm>
                       <a:off x="0" y="0"/>
-                      <a:ext cx="3840480" cy="1122140"/>
+                      <a:ext cx="3840480" cy="114014"/>
                     </a:xfrm>
                     <a:prstGeom prst="rect"/>
                   </pic:spPr>
